--- a/lab4/nopbai/part3.docx
+++ b/lab4/nopbai/part3.docx
@@ -301,6 +301,9 @@
       </w:r>
     </w:p>
     <w:p>
+      <w:pPr>
+        <w:ind w:firstLine="720"/>
+      </w:pPr>
       <w:r>
         <w:rPr>
           <w:noProof/>
